--- a/Base Application/Foundation/Reporting/ReportParts/HeaderFooterDesign/ExternalDefaultDetailed.docx
+++ b/Base Application/Foundation/Reporting/ReportParts/HeaderFooterDesign/ExternalDefaultDetailed.docx
@@ -294,7 +294,7 @@
               <w:placeholder>
                 <w:docPart w:val="85701054D69D41C2BD908C9148E6F4EB"/>
               </w:placeholder>
-              <w:dataBinding w:prefixMappings="&lt;xmlns:ns0='urn:microsoft-dynamics-nav/reports/Tenant_Report_Defaults/2000000001/' " w:xpath="/ns0:NavWordReportXmlPart[1]/ns0:BCReportInformation[1]/ns0:CompanyMetadata[1]/ns0:CompanyHomePageCaption[1]" w:storeItemID="{00000000-0000-0000-0000-000000000000}"/>
+              <w:dataBinding w:prefixMappings="xmlns:ns0='urn:microsoft-dynamics-nav/reports/Tenant_Report_Defaults/2000000001/' " w:xpath="/ns0:NavWordReportXmlPart[1]/ns0:BCReportInformation[1]/ns0:CompanyMetadata[1]/ns0:CompanyHomePageCaption[1]" w:storeItemID="{20B1C7BE-CC2E-41B2-B1D5-B0B8F36428EB}"/>
               <w15:color w:val="808080"/>
               <w:text/>
             </w:sdtPr>
@@ -336,7 +336,7 @@
               <w:placeholder>
                 <w:docPart w:val="659AE933361246C8A828238DF52C987D"/>
               </w:placeholder>
-              <w:dataBinding w:prefixMappings="&lt;xmlns:ns0='urn:microsoft-dynamics-nav/reports/Tenant_Report_Defaults/2000000001/' " w:xpath="/ns0:NavWordReportXmlPart[1]/ns0:BCReportInformation[1]/ns0:CompanyMetadata[1]/ns0:CompanyPhoneCaption[1]" w:storeItemID="{00000000-0000-0000-0000-000000000000}"/>
+              <w:dataBinding w:prefixMappings="xmlns:ns0='urn:microsoft-dynamics-nav/reports/Tenant_Report_Defaults/2000000001/' " w:xpath="/ns0:NavWordReportXmlPart[1]/ns0:BCReportInformation[1]/ns0:CompanyMetadata[1]/ns0:CompanyPhoneCaption[1]" w:storeItemID="{20B1C7BE-CC2E-41B2-B1D5-B0B8F36428EB}"/>
               <w15:color w:val="808080"/>
               <w:text/>
             </w:sdtPr>
@@ -378,7 +378,7 @@
               <w:placeholder>
                 <w:docPart w:val="09E5604B17EA485E8EA7A79A7FF673A9"/>
               </w:placeholder>
-              <w:dataBinding w:prefixMappings="&lt;xmlns:ns0='urn:microsoft-dynamics-nav/reports/Tenant_Report_Defaults/2000000001/' " w:xpath="/ns0:NavWordReportXmlPart[1]/ns0:BCReportInformation[1]/ns0:CompanyMetadata[1]/ns0:CompanyEmailCaption[1]" w:storeItemID="{00000000-0000-0000-0000-000000000000}"/>
+              <w:dataBinding w:prefixMappings="xmlns:ns0='urn:microsoft-dynamics-nav/reports/Tenant_Report_Defaults/2000000001/' " w:xpath="/ns0:NavWordReportXmlPart[1]/ns0:BCReportInformation[1]/ns0:CompanyMetadata[1]/ns0:CompanyEmailCaption[1]" w:storeItemID="{20B1C7BE-CC2E-41B2-B1D5-B0B8F36428EB}"/>
               <w15:color w:val="808080"/>
               <w:text/>
             </w:sdtPr>
@@ -420,7 +420,7 @@
               <w:placeholder>
                 <w:docPart w:val="34E45D03839642CE93502D2A4DC11C14"/>
               </w:placeholder>
-              <w:dataBinding w:prefixMappings="&lt;xmlns:ns0='urn:microsoft-dynamics-nav/reports/Tenant_Report_Defaults/2000000001/' " w:xpath="/ns0:NavWordReportXmlPart[1]/ns0:BCReportInformation[1]/ns0:CompanyMetadata[1]/ns0:CompanyFaxNoCaption[1]" w:storeItemID="{00000000-0000-0000-0000-000000000000}"/>
+              <w:dataBinding w:prefixMappings="xmlns:ns0='urn:microsoft-dynamics-nav/reports/Tenant_Report_Defaults/2000000001/' " w:xpath="/ns0:NavWordReportXmlPart[1]/ns0:BCReportInformation[1]/ns0:CompanyMetadata[1]/ns0:CompanyFaxNoCaption[1]" w:storeItemID="{20B1C7BE-CC2E-41B2-B1D5-B0B8F36428EB}"/>
               <w15:color w:val="808080"/>
               <w:text/>
             </w:sdtPr>
@@ -466,7 +466,7 @@
               <w:placeholder>
                 <w:docPart w:val="F90E8D701C384C2CA81200342F77C4DC"/>
               </w:placeholder>
-              <w:dataBinding w:prefixMappings="&lt;xmlns:ns0='urn:microsoft-dynamics-nav/reports/Tenant_Report_Defaults/2000000001/' " w:xpath="/ns0:NavWordReportXmlPart[1]/ns0:BCReportInformation[1]/ns0:CompanyMetadata[1]/ns0:CompanyHomePage[1]" w:storeItemID="{00000000-0000-0000-0000-000000000000}"/>
+              <w:dataBinding w:prefixMappings="xmlns:ns0='urn:microsoft-dynamics-nav/reports/Tenant_Report_Defaults/2000000001/' " w:xpath="/ns0:NavWordReportXmlPart[1]/ns0:BCReportInformation[1]/ns0:CompanyMetadata[1]/ns0:CompanyHomePage[1]" w:storeItemID="{20B1C7BE-CC2E-41B2-B1D5-B0B8F36428EB}"/>
               <w15:color w:val="808080"/>
               <w:text/>
             </w:sdtPr>
@@ -520,7 +520,7 @@
               <w:placeholder>
                 <w:docPart w:val="6F3F6DA25AE546BEB9DD51E23D3763A1"/>
               </w:placeholder>
-              <w:dataBinding w:prefixMappings="&lt;xmlns:ns0='urn:microsoft-dynamics-nav/reports/Tenant_Report_Defaults/2000000001/' " w:xpath="/ns0:NavWordReportXmlPart[1]/ns0:BCReportInformation[1]/ns0:CompanyMetadata[1]/ns0:CompanyPhone[1]" w:storeItemID="{00000000-0000-0000-0000-000000000000}"/>
+              <w:dataBinding w:prefixMappings="xmlns:ns0='urn:microsoft-dynamics-nav/reports/Tenant_Report_Defaults/2000000001/' " w:xpath="/ns0:NavWordReportXmlPart[1]/ns0:BCReportInformation[1]/ns0:CompanyMetadata[1]/ns0:CompanyPhone[1]" w:storeItemID="{20B1C7BE-CC2E-41B2-B1D5-B0B8F36428EB}"/>
               <w15:color w:val="808080"/>
               <w:text/>
             </w:sdtPr>
@@ -560,7 +560,7 @@
               <w:placeholder>
                 <w:docPart w:val="91CBE31744304E739A7BFA8B577A4B1F"/>
               </w:placeholder>
-              <w:dataBinding w:prefixMappings="&lt;xmlns:ns0='urn:microsoft-dynamics-nav/reports/Tenant_Report_Defaults/2000000001/' " w:xpath="/ns0:NavWordReportXmlPart[1]/ns0:BCReportInformation[1]/ns0:CompanyMetadata[1]/ns0:CompanyEmail[1]" w:storeItemID="{00000000-0000-0000-0000-000000000000}"/>
+              <w:dataBinding w:prefixMappings="xmlns:ns0='urn:microsoft-dynamics-nav/reports/Tenant_Report_Defaults/2000000001/' " w:xpath="/ns0:NavWordReportXmlPart[1]/ns0:BCReportInformation[1]/ns0:CompanyMetadata[1]/ns0:CompanyEmail[1]" w:storeItemID="{20B1C7BE-CC2E-41B2-B1D5-B0B8F36428EB}"/>
               <w15:color w:val="808080"/>
               <w:text/>
             </w:sdtPr>
@@ -614,7 +614,7 @@
               <w:placeholder>
                 <w:docPart w:val="F516A79C846145FC9D415B74108B15BA"/>
               </w:placeholder>
-              <w:dataBinding w:prefixMappings="&lt;xmlns:ns0='urn:microsoft-dynamics-nav/reports/Tenant_Report_Defaults/2000000001/' " w:xpath="/ns0:NavWordReportXmlPart[1]/ns0:BCReportInformation[1]/ns0:CompanyMetadata[1]/ns0:CompanyFaxNo[1]" w:storeItemID="{00000000-0000-0000-0000-000000000000}"/>
+              <w:dataBinding w:prefixMappings="xmlns:ns0='urn:microsoft-dynamics-nav/reports/Tenant_Report_Defaults/2000000001/' " w:xpath="/ns0:NavWordReportXmlPart[1]/ns0:BCReportInformation[1]/ns0:CompanyMetadata[1]/ns0:CompanyFaxNo[1]" w:storeItemID="{20B1C7BE-CC2E-41B2-B1D5-B0B8F36428EB}"/>
               <w15:color w:val="808080"/>
               <w:text/>
             </w:sdtPr>
@@ -690,7 +690,7 @@
               <w:placeholder>
                 <w:docPart w:val="1FBF8F7D7F3D41FC8253C041E23D4142"/>
               </w:placeholder>
-              <w:dataBinding w:prefixMappings="&lt;xmlns:ns0='urn:microsoft-dynamics-nav/reports/Tenant_Report_Defaults/2000000001/' " w:xpath="/ns0:NavWordReportXmlPart[1]/ns0:BCReportInformation[1]/ns0:CompanyMetadata[1]/ns0:CompanyHomePageCaption[1]" w:storeItemID="{00000000-0000-0000-0000-000000000000}"/>
+              <w:dataBinding w:prefixMappings="xmlns:ns0='urn:microsoft-dynamics-nav/reports/Tenant_Report_Defaults/2000000001/' " w:xpath="/ns0:NavWordReportXmlPart[1]/ns0:BCReportInformation[1]/ns0:CompanyMetadata[1]/ns0:CompanyHomePageCaption[1]" w:storeItemID="{20B1C7BE-CC2E-41B2-B1D5-B0B8F36428EB}"/>
               <w15:color w:val="808080"/>
               <w:text/>
             </w:sdtPr>
@@ -734,7 +734,7 @@
               <w:placeholder>
                 <w:docPart w:val="568E8CB4D7A94ED2BC0C28819883F940"/>
               </w:placeholder>
-              <w:dataBinding w:prefixMappings="&lt;xmlns:ns0='urn:microsoft-dynamics-nav/reports/Tenant_Report_Defaults/2000000001/' " w:xpath="/ns0:NavWordReportXmlPart[1]/ns0:BCReportInformation[1]/ns0:CompanyMetadata[1]/ns0:CompanyPhoneCaption[1]" w:storeItemID="{00000000-0000-0000-0000-000000000000}"/>
+              <w:dataBinding w:prefixMappings="xmlns:ns0='urn:microsoft-dynamics-nav/reports/Tenant_Report_Defaults/2000000001/' " w:xpath="/ns0:NavWordReportXmlPart[1]/ns0:BCReportInformation[1]/ns0:CompanyMetadata[1]/ns0:CompanyPhoneCaption[1]" w:storeItemID="{20B1C7BE-CC2E-41B2-B1D5-B0B8F36428EB}"/>
               <w15:color w:val="808080"/>
               <w:text/>
             </w:sdtPr>
@@ -778,7 +778,7 @@
               <w:placeholder>
                 <w:docPart w:val="5C3D76560E30480198EB4582517B26B2"/>
               </w:placeholder>
-              <w:dataBinding w:prefixMappings="&lt;xmlns:ns0='urn:microsoft-dynamics-nav/reports/Tenant_Report_Defaults/2000000001/' " w:xpath="/ns0:NavWordReportXmlPart[1]/ns0:BCReportInformation[1]/ns0:CompanyMetadata[1]/ns0:CompanyEmailCaption[1]" w:storeItemID="{00000000-0000-0000-0000-000000000000}"/>
+              <w:dataBinding w:prefixMappings="xmlns:ns0='urn:microsoft-dynamics-nav/reports/Tenant_Report_Defaults/2000000001/' " w:xpath="/ns0:NavWordReportXmlPart[1]/ns0:BCReportInformation[1]/ns0:CompanyMetadata[1]/ns0:CompanyEmailCaption[1]" w:storeItemID="{20B1C7BE-CC2E-41B2-B1D5-B0B8F36428EB}"/>
               <w15:color w:val="808080"/>
               <w:text/>
             </w:sdtPr>
@@ -822,7 +822,7 @@
               <w:placeholder>
                 <w:docPart w:val="7FC184133E16445CA208F0E478AD45CD"/>
               </w:placeholder>
-              <w:dataBinding w:prefixMappings="&lt;xmlns:ns0='urn:microsoft-dynamics-nav/reports/Tenant_Report_Defaults/2000000001/' " w:xpath="/ns0:NavWordReportXmlPart[1]/ns0:BCReportInformation[1]/ns0:CompanyMetadata[1]/ns0:CompanyFaxNoCaption[1]" w:storeItemID="{00000000-0000-0000-0000-000000000000}"/>
+              <w:dataBinding w:prefixMappings="xmlns:ns0='urn:microsoft-dynamics-nav/reports/Tenant_Report_Defaults/2000000001/' " w:xpath="/ns0:NavWordReportXmlPart[1]/ns0:BCReportInformation[1]/ns0:CompanyMetadata[1]/ns0:CompanyFaxNoCaption[1]" w:storeItemID="{20B1C7BE-CC2E-41B2-B1D5-B0B8F36428EB}"/>
               <w15:color w:val="808080"/>
               <w:text/>
             </w:sdtPr>
@@ -869,7 +869,7 @@
               <w:placeholder>
                 <w:docPart w:val="F98289DC1B07416E88EB357F36F37515"/>
               </w:placeholder>
-              <w:dataBinding w:prefixMappings="&lt;xmlns:ns0='urn:microsoft-dynamics-nav/reports/Tenant_Report_Defaults/2000000001/' " w:xpath="/ns0:NavWordReportXmlPart[1]/ns0:BCReportInformation[1]/ns0:CompanyMetadata[1]/ns0:CompanyHomePage[1]" w:storeItemID="{00000000-0000-0000-0000-000000000000}"/>
+              <w:dataBinding w:prefixMappings="xmlns:ns0='urn:microsoft-dynamics-nav/reports/Tenant_Report_Defaults/2000000001/' " w:xpath="/ns0:NavWordReportXmlPart[1]/ns0:BCReportInformation[1]/ns0:CompanyMetadata[1]/ns0:CompanyHomePage[1]" w:storeItemID="{20B1C7BE-CC2E-41B2-B1D5-B0B8F36428EB}"/>
               <w15:color w:val="808080"/>
               <w:text/>
             </w:sdtPr>
@@ -923,7 +923,7 @@
               <w:placeholder>
                 <w:docPart w:val="A301B69A4BE243549FA223D25C10A903"/>
               </w:placeholder>
-              <w:dataBinding w:prefixMappings="&lt;xmlns:ns0='urn:microsoft-dynamics-nav/reports/Tenant_Report_Defaults/2000000001/' " w:xpath="/ns0:NavWordReportXmlPart[1]/ns0:BCReportInformation[1]/ns0:CompanyMetadata[1]/ns0:CompanyPhone[1]" w:storeItemID="{00000000-0000-0000-0000-000000000000}"/>
+              <w:dataBinding w:prefixMappings="xmlns:ns0='urn:microsoft-dynamics-nav/reports/Tenant_Report_Defaults/2000000001/' " w:xpath="/ns0:NavWordReportXmlPart[1]/ns0:BCReportInformation[1]/ns0:CompanyMetadata[1]/ns0:CompanyPhone[1]" w:storeItemID="{20B1C7BE-CC2E-41B2-B1D5-B0B8F36428EB}"/>
               <w15:color w:val="808080"/>
               <w:text/>
             </w:sdtPr>
@@ -963,7 +963,7 @@
               <w:placeholder>
                 <w:docPart w:val="15ABF776234C4BD4A165B0AD820449C3"/>
               </w:placeholder>
-              <w:dataBinding w:prefixMappings="&lt;xmlns:ns0='urn:microsoft-dynamics-nav/reports/Tenant_Report_Defaults/2000000001/' " w:xpath="/ns0:NavWordReportXmlPart[1]/ns0:BCReportInformation[1]/ns0:CompanyMetadata[1]/ns0:CompanyEmail[1]" w:storeItemID="{00000000-0000-0000-0000-000000000000}"/>
+              <w:dataBinding w:prefixMappings="xmlns:ns0='urn:microsoft-dynamics-nav/reports/Tenant_Report_Defaults/2000000001/' " w:xpath="/ns0:NavWordReportXmlPart[1]/ns0:BCReportInformation[1]/ns0:CompanyMetadata[1]/ns0:CompanyEmail[1]" w:storeItemID="{20B1C7BE-CC2E-41B2-B1D5-B0B8F36428EB}"/>
               <w15:color w:val="808080"/>
               <w:text/>
             </w:sdtPr>
@@ -1017,7 +1017,7 @@
               <w:placeholder>
                 <w:docPart w:val="1395E617A9584398BFA778306C1DF5A4"/>
               </w:placeholder>
-              <w:dataBinding w:prefixMappings="&lt;xmlns:ns0='urn:microsoft-dynamics-nav/reports/Tenant_Report_Defaults/2000000001/' " w:xpath="/ns0:NavWordReportXmlPart[1]/ns0:BCReportInformation[1]/ns0:CompanyMetadata[1]/ns0:CompanyFaxNo[1]" w:storeItemID="{00000000-0000-0000-0000-000000000000}"/>
+              <w:dataBinding w:prefixMappings="xmlns:ns0='urn:microsoft-dynamics-nav/reports/Tenant_Report_Defaults/2000000001/' " w:xpath="/ns0:NavWordReportXmlPart[1]/ns0:BCReportInformation[1]/ns0:CompanyMetadata[1]/ns0:CompanyFaxNo[1]" w:storeItemID="{20B1C7BE-CC2E-41B2-B1D5-B0B8F36428EB}"/>
               <w15:color w:val="808080"/>
               <w:text/>
             </w:sdtPr>
@@ -1080,7 +1080,7 @@
               <w:placeholder>
                 <w:docPart w:val="EEDAA83156C34A19AF28A27EC3E50274"/>
               </w:placeholder>
-              <w:dataBinding w:prefixMappings="&lt;xmlns:ns0='urn:microsoft-dynamics-nav/reports/Tenant_Report_Defaults/2000000001/' " w:xpath="/ns0:NavWordReportXmlPart[1]/ns0:BCReportInformation[1]/ns0:CompanyMetadata[1]/ns0:CompanyBankNameCaption[1]" w:storeItemID="{00000000-0000-0000-0000-000000000000}"/>
+              <w:dataBinding w:prefixMappings="xmlns:ns0='urn:microsoft-dynamics-nav/reports/Tenant_Report_Defaults/2000000001/' " w:xpath="/ns0:NavWordReportXmlPart[1]/ns0:BCReportInformation[1]/ns0:CompanyMetadata[1]/ns0:CompanyBankNameCaption[1]" w:storeItemID="{20B1C7BE-CC2E-41B2-B1D5-B0B8F36428EB}"/>
               <w15:color w:val="808080"/>
               <w:text/>
             </w:sdtPr>
@@ -1119,7 +1119,7 @@
               <w:placeholder>
                 <w:docPart w:val="27B31CA256C4433AA34A066338B8E9F0"/>
               </w:placeholder>
-              <w:dataBinding w:prefixMappings="&lt;xmlns:ns0='urn:microsoft-dynamics-nav/reports/Tenant_Report_Defaults/2000000001/' " w:xpath="/ns0:NavWordReportXmlPart[1]/ns0:BCReportInformation[1]/ns0:CompanyMetadata[1]/ns0:CompanyBankAccountNoCaption[1]" w:storeItemID="{00000000-0000-0000-0000-000000000000}"/>
+              <w:dataBinding w:prefixMappings="xmlns:ns0='urn:microsoft-dynamics-nav/reports/Tenant_Report_Defaults/2000000001/' " w:xpath="/ns0:NavWordReportXmlPart[1]/ns0:BCReportInformation[1]/ns0:CompanyMetadata[1]/ns0:CompanyBankAccountNoCaption[1]" w:storeItemID="{20B1C7BE-CC2E-41B2-B1D5-B0B8F36428EB}"/>
               <w15:color w:val="808080"/>
               <w:text/>
             </w:sdtPr>
@@ -1158,7 +1158,7 @@
               <w:placeholder>
                 <w:docPart w:val="08A73A4EE94545CEA9CFC4E4B9B3CEB4"/>
               </w:placeholder>
-              <w:dataBinding w:prefixMappings="&lt;xmlns:ns0='urn:microsoft-dynamics-nav/reports/Tenant_Report_Defaults/2000000001/' " w:xpath="/ns0:NavWordReportXmlPart[1]/ns0:BCReportInformation[1]/ns0:CompanyMetadata[1]/ns0:CompanyVATRegistrationNoCaption[1]" w:storeItemID="{00000000-0000-0000-0000-000000000000}"/>
+              <w:dataBinding w:prefixMappings="xmlns:ns0='urn:microsoft-dynamics-nav/reports/Tenant_Report_Defaults/2000000001/' " w:xpath="/ns0:NavWordReportXmlPart[1]/ns0:BCReportInformation[1]/ns0:CompanyMetadata[1]/ns0:CompanyVATRegistrationNoCaption[1]" w:storeItemID="{20B1C7BE-CC2E-41B2-B1D5-B0B8F36428EB}"/>
               <w15:color w:val="808080"/>
               <w:text/>
             </w:sdtPr>
@@ -1197,7 +1197,7 @@
               <w:placeholder>
                 <w:docPart w:val="F3A7F7CAE2C342238347F05722CB79DA"/>
               </w:placeholder>
-              <w:dataBinding w:prefixMappings="&lt;xmlns:ns0='urn:microsoft-dynamics-nav/reports/Tenant_Report_Defaults/2000000001/' " w:xpath="/ns0:NavWordReportXmlPart[1]/ns0:BCReportInformation[1]/ns0:CompanyMetadata[1]/ns0:CompanyGiroNoCaption[1]" w:storeItemID="{00000000-0000-0000-0000-000000000000}"/>
+              <w:dataBinding w:prefixMappings="xmlns:ns0='urn:microsoft-dynamics-nav/reports/Tenant_Report_Defaults/2000000001/' " w:xpath="/ns0:NavWordReportXmlPart[1]/ns0:BCReportInformation[1]/ns0:CompanyMetadata[1]/ns0:CompanyGiroNoCaption[1]" w:storeItemID="{20B1C7BE-CC2E-41B2-B1D5-B0B8F36428EB}"/>
               <w15:color w:val="808080"/>
               <w:text/>
             </w:sdtPr>
@@ -1238,7 +1238,7 @@
               <w:placeholder>
                 <w:docPart w:val="0AF97DBBD3F141538C70DBD7FC5E1315"/>
               </w:placeholder>
-              <w:dataBinding w:prefixMappings="&lt;xmlns:ns0='urn:microsoft-dynamics-nav/reports/Tenant_Report_Defaults/2000000001/' " w:xpath="/ns0:NavWordReportXmlPart[1]/ns0:BCReportInformation[1]/ns0:CompanyMetadata[1]/ns0:CompanyBankName[1]" w:storeItemID="{00000000-0000-0000-0000-000000000000}"/>
+              <w:dataBinding w:prefixMappings="xmlns:ns0='urn:microsoft-dynamics-nav/reports/Tenant_Report_Defaults/2000000001/' " w:xpath="/ns0:NavWordReportXmlPart[1]/ns0:BCReportInformation[1]/ns0:CompanyMetadata[1]/ns0:CompanyBankName[1]" w:storeItemID="{20B1C7BE-CC2E-41B2-B1D5-B0B8F36428EB}"/>
               <w15:color w:val="808080"/>
               <w:text/>
             </w:sdtPr>
@@ -1286,7 +1286,7 @@
               <w:placeholder>
                 <w:docPart w:val="FD66D3D774A44FD38570A0CD054BC21C"/>
               </w:placeholder>
-              <w:dataBinding w:prefixMappings="&lt;xmlns:ns0='urn:microsoft-dynamics-nav/reports/Tenant_Report_Defaults/2000000001/' " w:xpath="/ns0:NavWordReportXmlPart[1]/ns0:BCReportInformation[1]/ns0:CompanyMetadata[1]/ns0:CompanyBankAccountNo[1]" w:storeItemID="{00000000-0000-0000-0000-000000000000}"/>
+              <w:dataBinding w:prefixMappings="xmlns:ns0='urn:microsoft-dynamics-nav/reports/Tenant_Report_Defaults/2000000001/' " w:xpath="/ns0:NavWordReportXmlPart[1]/ns0:BCReportInformation[1]/ns0:CompanyMetadata[1]/ns0:CompanyBankAccountNo[1]" w:storeItemID="{20B1C7BE-CC2E-41B2-B1D5-B0B8F36428EB}"/>
               <w15:color w:val="808080"/>
               <w:text/>
             </w:sdtPr>
@@ -1325,7 +1325,7 @@
               <w:placeholder>
                 <w:docPart w:val="58917160BDCA48EEB7A28CF88DBFD9CE"/>
               </w:placeholder>
-              <w:dataBinding w:prefixMappings="&lt;xmlns:ns0='urn:microsoft-dynamics-nav/reports/Tenant_Report_Defaults/2000000001/' " w:xpath="/ns0:NavWordReportXmlPart[1]/ns0:BCReportInformation[1]/ns0:CompanyMetadata[1]/ns0:CompanyVATRegistrationNo[1]" w:storeItemID="{00000000-0000-0000-0000-000000000000}"/>
+              <w:dataBinding w:prefixMappings="xmlns:ns0='urn:microsoft-dynamics-nav/reports/Tenant_Report_Defaults/2000000001/' " w:xpath="/ns0:NavWordReportXmlPart[1]/ns0:BCReportInformation[1]/ns0:CompanyMetadata[1]/ns0:CompanyVATRegistrationNo[1]" w:storeItemID="{20B1C7BE-CC2E-41B2-B1D5-B0B8F36428EB}"/>
               <w15:color w:val="808080"/>
               <w:text/>
             </w:sdtPr>
@@ -1364,7 +1364,7 @@
               <w:placeholder>
                 <w:docPart w:val="6417B1B191E541D992FB68C190EA6705"/>
               </w:placeholder>
-              <w:dataBinding w:prefixMappings="&lt;xmlns:ns0='urn:microsoft-dynamics-nav/reports/Tenant_Report_Defaults/2000000001/' " w:xpath="/ns0:NavWordReportXmlPart[1]/ns0:BCReportInformation[1]/ns0:CompanyMetadata[1]/ns0:CompanyGiroNo[1]" w:storeItemID="{00000000-0000-0000-0000-000000000000}"/>
+              <w:dataBinding w:prefixMappings="xmlns:ns0='urn:microsoft-dynamics-nav/reports/Tenant_Report_Defaults/2000000001/' " w:xpath="/ns0:NavWordReportXmlPart[1]/ns0:BCReportInformation[1]/ns0:CompanyMetadata[1]/ns0:CompanyGiroNo[1]" w:storeItemID="{20B1C7BE-CC2E-41B2-B1D5-B0B8F36428EB}"/>
               <w15:color w:val="808080"/>
               <w:text/>
             </w:sdtPr>
@@ -1454,7 +1454,7 @@
             <w:placeholder>
               <w:docPart w:val="A470FFC2275947AF90A0CCF60903D2DE"/>
             </w:placeholder>
-            <w:dataBinding w:prefixMappings="&lt;xmlns:ns0='urn:microsoft-dynamics-nav/reports/Tenant_Report_Defaults/2000000001/' " w:xpath="/ns0:NavWordReportXmlPart[1]/ns0:BCReportInformation[1]/ns0:ReportMetadata[1]/ns0:ReportCaption[1]" w:storeItemID="{00000000-0000-0000-0000-000000000000}"/>
+            <w:dataBinding w:prefixMappings="xmlns:ns0='urn:microsoft-dynamics-nav/reports/Tenant_Report_Defaults/2000000001/' " w:xpath="/ns0:NavWordReportXmlPart[1]/ns0:BCReportInformation[1]/ns0:ReportMetadata[1]/ns0:ReportCaption[1]" w:storeItemID="{20B1C7BE-CC2E-41B2-B1D5-B0B8F36428EB}"/>
             <w15:color w:val="808080"/>
             <w:text/>
           </w:sdtPr>
@@ -1464,7 +1464,7 @@
                 <w:pStyle w:val="Title"/>
                 <w:spacing w:before="0" w:after="0"/>
                 <w:rPr>
-                  <w:rFonts w:ascii="Segoe UI" w:eastAsia="Times New Roman" w:hAnsi="Segoe UI" w:cs="Segoe UI"/>
+                  <w:rFonts w:ascii="Segoe UI" w:hAnsi="Segoe UI" w:eastAsia="Times New Roman" w:cs="Segoe UI"/>
                   <w:sz w:val="56"/>
                 </w:rPr>
               </w:pPr>
@@ -1557,7 +1557,7 @@
           <w:pPr>
             <w:spacing w:before="120"/>
             <w:rPr>
-              <w:rFonts w:ascii="Aptos" w:eastAsia="Aptos" w:hAnsi="Aptos" w:cs="Times New Roman"/>
+              <w:rFonts w:ascii="Aptos" w:hAnsi="Aptos" w:eastAsia="Aptos" w:cs="Times New Roman"/>
             </w:rPr>
           </w:pPr>
         </w:p>
@@ -1599,7 +1599,7 @@
           <w:pPr>
             <w:spacing w:before="120"/>
             <w:rPr>
-              <w:rFonts w:ascii="Aptos" w:eastAsia="Aptos" w:hAnsi="Aptos" w:cs="Times New Roman"/>
+              <w:rFonts w:ascii="Aptos" w:hAnsi="Aptos" w:eastAsia="Aptos" w:cs="Times New Roman"/>
             </w:rPr>
           </w:pPr>
         </w:p>
@@ -1621,7 +1621,7 @@
               <w:placeholder>
                 <w:docPart w:val="AD8251DE783341B48D89D00C46DFB6CF"/>
               </w:placeholder>
-              <w:dataBinding w:prefixMappings="&lt;xmlns:ns0='urn:microsoft-dynamics-nav/reports/Tenant_Report_Defaults/2000000001/' " w:xpath="/ns0:NavWordReportXmlPart[1]/ns0:BCReportInformation[1]/ns0:ReportRequest[1]/ns0:CompanyName[1]" w:storeItemID="{00000000-0000-0000-0000-000000000000}"/>
+              <w:dataBinding w:prefixMappings="xmlns:ns0='urn:microsoft-dynamics-nav/reports/Tenant_Report_Defaults/2000000001/' " w:xpath="/ns0:NavWordReportXmlPart[1]/ns0:BCReportInformation[1]/ns0:ReportRequest[1]/ns0:CompanyName[1]" w:storeItemID="{20B1C7BE-CC2E-41B2-B1D5-B0B8F36428EB}"/>
               <w15:color w:val="808080"/>
               <w:text/>
             </w:sdtPr>
@@ -1650,7 +1650,7 @@
 </file>
 
 <file path=word/header3.xml><?xml version="1.0" encoding="utf-8"?>
-<w:hdr xmlns:wpc="http://schemas.microsoft.com/office/word/2010/wordprocessingCanvas" xmlns:cx="http://schemas.microsoft.com/office/drawing/2014/chartex" xmlns:cx1="http://schemas.microsoft.com/office/drawing/2015/9/8/chartex" xmlns:cx2="http://schemas.microsoft.com/office/drawing/2015/10/21/chartex" xmlns:cx3="http://schemas.microsoft.com/office/drawing/2016/5/9/chartex" xmlns:cx4="http://schemas.microsoft.com/office/drawing/2016/5/10/chartex" xmlns:cx5="http://schemas.microsoft.com/office/drawing/2016/5/11/chartex" xmlns:cx6="http://schemas.microsoft.com/office/drawing/2016/5/12/chartex" xmlns:cx7="http://schemas.microsoft.com/office/drawing/2016/5/13/chartex" xmlns:cx8="http://schemas.microsoft.com/office/drawing/2016/5/14/chartex" xmlns:mc="http://schemas.openxmlformats.org/markup-compatibility/2006" xmlns:aink="http://schemas.microsoft.com/office/drawing/2016/ink" xmlns:am3d="http://schemas.microsoft.com/office/drawing/2017/model3d" xmlns:o="urn:schemas-microsoft-com:office:office" xmlns:oel="http://schemas.microsoft.com/office/2019/extlst" xmlns:r="http://schemas.openxmlformats.org/officeDocument/2006/relationships" xmlns:m="http://schemas.openxmlformats.org/officeDocument/2006/math" xmlns:v="urn:schemas-microsoft-com:vml" xmlns:wp14="http://schemas.microsoft.com/office/word/2010/wordprocessingDrawing" xmlns:wp="http://schemas.openxmlformats.org/drawingml/2006/wordprocessingDrawing" xmlns:w10="urn:schemas-microsoft-com:office:word" xmlns:w="http://schemas.openxmlformats.org/wordprocessingml/2006/main" xmlns:w14="http://schemas.microsoft.com/office/word/2010/wordml" xmlns:w15="http://schemas.microsoft.com/office/word/2012/wordml" xmlns:w16cex="http://schemas.microsoft.com/office/word/2018/wordml/cex" xmlns:w16cid="http://schemas.microsoft.com/office/word/2016/wordml/cid" xmlns:w16="http://schemas.microsoft.com/office/word/2018/wordml" xmlns:w16du="http://schemas.microsoft.com/office/word/2023/wordml/word16du" xmlns:w16sdtdh="http://schemas.microsoft.com/office/word/2020/wordml/sdtdatahash" xmlns:w16sdtfl="http://schemas.microsoft.com/office/word/2024/wordml/sdtformatlock" xmlns:w16se="http://schemas.microsoft.com/office/word/2015/wordml/symex" xmlns:wpg="http://schemas.microsoft.com/office/word/2010/wordprocessingGroup" xmlns:wpi="http://schemas.microsoft.com/office/word/2010/wordprocessingInk" xmlns:wne="http://schemas.microsoft.com/office/word/2006/wordml" xmlns:wps="http://schemas.microsoft.com/office/word/2010/wordprocessingShape" mc:Ignorable="w14 w15 w16se w16cid w16 w16cex w16sdtdh w16sdtfl w16du wp14">
+<w:hdr xmlns:a="http://schemas.openxmlformats.org/drawingml/2006/main" xmlns:pic="http://schemas.openxmlformats.org/drawingml/2006/picture" xmlns:a14="http://schemas.microsoft.com/office/drawing/2010/main" xmlns:wpc="http://schemas.microsoft.com/office/word/2010/wordprocessingCanvas" xmlns:cx="http://schemas.microsoft.com/office/drawing/2014/chartex" xmlns:cx1="http://schemas.microsoft.com/office/drawing/2015/9/8/chartex" xmlns:cx2="http://schemas.microsoft.com/office/drawing/2015/10/21/chartex" xmlns:cx3="http://schemas.microsoft.com/office/drawing/2016/5/9/chartex" xmlns:cx4="http://schemas.microsoft.com/office/drawing/2016/5/10/chartex" xmlns:cx5="http://schemas.microsoft.com/office/drawing/2016/5/11/chartex" xmlns:cx6="http://schemas.microsoft.com/office/drawing/2016/5/12/chartex" xmlns:cx7="http://schemas.microsoft.com/office/drawing/2016/5/13/chartex" xmlns:cx8="http://schemas.microsoft.com/office/drawing/2016/5/14/chartex" xmlns:mc="http://schemas.openxmlformats.org/markup-compatibility/2006" xmlns:aink="http://schemas.microsoft.com/office/drawing/2016/ink" xmlns:am3d="http://schemas.microsoft.com/office/drawing/2017/model3d" xmlns:o="urn:schemas-microsoft-com:office:office" xmlns:oel="http://schemas.microsoft.com/office/2019/extlst" xmlns:r="http://schemas.openxmlformats.org/officeDocument/2006/relationships" xmlns:m="http://schemas.openxmlformats.org/officeDocument/2006/math" xmlns:v="urn:schemas-microsoft-com:vml" xmlns:wp14="http://schemas.microsoft.com/office/word/2010/wordprocessingDrawing" xmlns:wp="http://schemas.openxmlformats.org/drawingml/2006/wordprocessingDrawing" xmlns:w10="urn:schemas-microsoft-com:office:word" xmlns:w="http://schemas.openxmlformats.org/wordprocessingml/2006/main" xmlns:w14="http://schemas.microsoft.com/office/word/2010/wordml" xmlns:w15="http://schemas.microsoft.com/office/word/2012/wordml" xmlns:w16cex="http://schemas.microsoft.com/office/word/2018/wordml/cex" xmlns:w16cid="http://schemas.microsoft.com/office/word/2016/wordml/cid" xmlns:w16="http://schemas.microsoft.com/office/word/2018/wordml" xmlns:w16du="http://schemas.microsoft.com/office/word/2023/wordml/word16du" xmlns:w16sdtdh="http://schemas.microsoft.com/office/word/2020/wordml/sdtdatahash" xmlns:w16sdtfl="http://schemas.microsoft.com/office/word/2024/wordml/sdtformatlock" xmlns:w16se="http://schemas.microsoft.com/office/word/2015/wordml/symex" xmlns:wpg="http://schemas.microsoft.com/office/word/2010/wordprocessingGroup" xmlns:wpi="http://schemas.microsoft.com/office/word/2010/wordprocessingInk" xmlns:wne="http://schemas.microsoft.com/office/word/2006/wordml" xmlns:wps="http://schemas.microsoft.com/office/word/2010/wordprocessingShape" mc:Ignorable="w14 w15 w16se w16cid w16 w16cex w16sdtdh w16sdtfl w16du wp14">
   <w:tbl>
     <w:tblPr>
       <w:tblStyle w:val="BCBlockTable"/>
@@ -1677,7 +1677,7 @@
           <w:placeholder>
             <w:docPart w:val="EF2EB8C2EA3A41718BECF7229E45343A"/>
           </w:placeholder>
-          <w:dataBinding w:prefixMappings="&lt;xmlns:ns0='urn:microsoft-dynamics-nav/reports/Tenant_Report_Defaults/2000000001/' " w:xpath="/ns0:NavWordReportXmlPart[1]/ns0:BCReportInformation[1]/ns0:ReportMetadata[1]/ns0:ReportCaption[1]" w:storeItemID="{00000000-0000-0000-0000-000000000000}"/>
+          <w:dataBinding w:prefixMappings="xmlns:ns0='urn:microsoft-dynamics-nav/reports/Tenant_Report_Defaults/2000000001/' " w:xpath="/ns0:NavWordReportXmlPart[1]/ns0:BCReportInformation[1]/ns0:ReportMetadata[1]/ns0:ReportCaption[1]" w:storeItemID="{20B1C7BE-CC2E-41B2-B1D5-B0B8F36428EB}"/>
           <w15:color w:val="808080"/>
           <w:text/>
         </w:sdtPr>
@@ -1822,7 +1822,7 @@
               <w:alias w:val="CompanyLogo"/>
               <w:tag w:val="#BC:InsertDataItem,BCReportInformation/CompanyMetadata/CompanyLogo"/>
               <w:id w:val="943343575"/>
-              <w:dataBinding w:prefixMappings="&lt;xmlns:ns0='urn:microsoft-dynamics-nav/reports/Tenant_Report_Defaults/2000000001/' " w:xpath="/ns0:NavWordReportXmlPart[1]/ns0:BCReportInformation[1]/ns0:CompanyMetadata[1]/ns0:CompanyLogo[1]" w:storeItemID="{00000000-0000-0000-0000-000000000000}"/>
+              <w:dataBinding w:prefixMappings="xmlns:ns0='urn:microsoft-dynamics-nav/reports/Tenant_Report_Defaults/2000000001/' " w:xpath="/ns0:NavWordReportXmlPart[1]/ns0:BCReportInformation[1]/ns0:CompanyMetadata[1]/ns0:CompanyLogo[1]" w:storeItemID="{20B1C7BE-CC2E-41B2-B1D5-B0B8F36428EB}"/>
               <w:picture/>
             </w:sdtPr>
             <w:sdtContent>
@@ -1893,7 +1893,7 @@
               <w:placeholder>
                 <w:docPart w:val="94B40CB58FEE4E1D8671ACB461A74096"/>
               </w:placeholder>
-              <w:dataBinding w:prefixMappings="&lt;xmlns:ns0='urn:microsoft-dynamics-nav/reports/Tenant_Report_Defaults/2000000001/' " w:xpath="/ns0:NavWordReportXmlPart[1]/ns0:BCReportInformation[1]/ns0:ReportRequest[1]/ns0:DateAndTime[1]" w:storeItemID="{00000000-0000-0000-0000-000000000000}"/>
+              <w:dataBinding w:prefixMappings="xmlns:ns0='urn:microsoft-dynamics-nav/reports/Tenant_Report_Defaults/2000000001/' " w:xpath="/ns0:NavWordReportXmlPart[1]/ns0:BCReportInformation[1]/ns0:ReportRequest[1]/ns0:DateAndTime[1]" w:storeItemID="{20B1C7BE-CC2E-41B2-B1D5-B0B8F36428EB}"/>
               <w15:color w:val="808080"/>
               <w:text/>
             </w:sdtPr>

--- a/Base Application/Foundation/Reporting/ReportParts/HeaderFooterDesign/ExternalDefaultDetailed.docx
+++ b/Base Application/Foundation/Reporting/ReportParts/HeaderFooterDesign/ExternalDefaultDetailed.docx
@@ -294,7 +294,7 @@
               <w:placeholder>
                 <w:docPart w:val="85701054D69D41C2BD908C9148E6F4EB"/>
               </w:placeholder>
-              <w:dataBinding w:prefixMappings="xmlns:ns0='urn:microsoft-dynamics-nav/reports/Tenant_Report_Defaults/2000000001/' " w:xpath="/ns0:NavWordReportXmlPart[1]/ns0:BCReportInformation[1]/ns0:CompanyMetadata[1]/ns0:CompanyHomePageCaption[1]" w:storeItemID="{20B1C7BE-CC2E-41B2-B1D5-B0B8F36428EB}"/>
+              <w:dataBinding w:prefixMappings="&lt;xmlns:ns0='urn:microsoft-dynamics-nav/reports/Tenant_Report_Defaults/2000000001/' " w:xpath="/ns0:NavWordReportXmlPart[1]/ns0:BCReportInformation[1]/ns0:CompanyMetadata[1]/ns0:CompanyHomePageCaption[1]" w:storeItemID="{00000000-0000-0000-0000-000000000000}"/>
               <w15:color w:val="808080"/>
               <w:text/>
             </w:sdtPr>
@@ -336,7 +336,7 @@
               <w:placeholder>
                 <w:docPart w:val="659AE933361246C8A828238DF52C987D"/>
               </w:placeholder>
-              <w:dataBinding w:prefixMappings="xmlns:ns0='urn:microsoft-dynamics-nav/reports/Tenant_Report_Defaults/2000000001/' " w:xpath="/ns0:NavWordReportXmlPart[1]/ns0:BCReportInformation[1]/ns0:CompanyMetadata[1]/ns0:CompanyPhoneCaption[1]" w:storeItemID="{20B1C7BE-CC2E-41B2-B1D5-B0B8F36428EB}"/>
+              <w:dataBinding w:prefixMappings="&lt;xmlns:ns0='urn:microsoft-dynamics-nav/reports/Tenant_Report_Defaults/2000000001/' " w:xpath="/ns0:NavWordReportXmlPart[1]/ns0:BCReportInformation[1]/ns0:CompanyMetadata[1]/ns0:CompanyPhoneCaption[1]" w:storeItemID="{00000000-0000-0000-0000-000000000000}"/>
               <w15:color w:val="808080"/>
               <w:text/>
             </w:sdtPr>
@@ -378,7 +378,7 @@
               <w:placeholder>
                 <w:docPart w:val="09E5604B17EA485E8EA7A79A7FF673A9"/>
               </w:placeholder>
-              <w:dataBinding w:prefixMappings="xmlns:ns0='urn:microsoft-dynamics-nav/reports/Tenant_Report_Defaults/2000000001/' " w:xpath="/ns0:NavWordReportXmlPart[1]/ns0:BCReportInformation[1]/ns0:CompanyMetadata[1]/ns0:CompanyEmailCaption[1]" w:storeItemID="{20B1C7BE-CC2E-41B2-B1D5-B0B8F36428EB}"/>
+              <w:dataBinding w:prefixMappings="&lt;xmlns:ns0='urn:microsoft-dynamics-nav/reports/Tenant_Report_Defaults/2000000001/' " w:xpath="/ns0:NavWordReportXmlPart[1]/ns0:BCReportInformation[1]/ns0:CompanyMetadata[1]/ns0:CompanyEmailCaption[1]" w:storeItemID="{00000000-0000-0000-0000-000000000000}"/>
               <w15:color w:val="808080"/>
               <w:text/>
             </w:sdtPr>
@@ -420,7 +420,7 @@
               <w:placeholder>
                 <w:docPart w:val="34E45D03839642CE93502D2A4DC11C14"/>
               </w:placeholder>
-              <w:dataBinding w:prefixMappings="xmlns:ns0='urn:microsoft-dynamics-nav/reports/Tenant_Report_Defaults/2000000001/' " w:xpath="/ns0:NavWordReportXmlPart[1]/ns0:BCReportInformation[1]/ns0:CompanyMetadata[1]/ns0:CompanyFaxNoCaption[1]" w:storeItemID="{20B1C7BE-CC2E-41B2-B1D5-B0B8F36428EB}"/>
+              <w:dataBinding w:prefixMappings="&lt;xmlns:ns0='urn:microsoft-dynamics-nav/reports/Tenant_Report_Defaults/2000000001/' " w:xpath="/ns0:NavWordReportXmlPart[1]/ns0:BCReportInformation[1]/ns0:CompanyMetadata[1]/ns0:CompanyFaxNoCaption[1]" w:storeItemID="{00000000-0000-0000-0000-000000000000}"/>
               <w15:color w:val="808080"/>
               <w:text/>
             </w:sdtPr>
@@ -466,7 +466,7 @@
               <w:placeholder>
                 <w:docPart w:val="F90E8D701C384C2CA81200342F77C4DC"/>
               </w:placeholder>
-              <w:dataBinding w:prefixMappings="xmlns:ns0='urn:microsoft-dynamics-nav/reports/Tenant_Report_Defaults/2000000001/' " w:xpath="/ns0:NavWordReportXmlPart[1]/ns0:BCReportInformation[1]/ns0:CompanyMetadata[1]/ns0:CompanyHomePage[1]" w:storeItemID="{20B1C7BE-CC2E-41B2-B1D5-B0B8F36428EB}"/>
+              <w:dataBinding w:prefixMappings="&lt;xmlns:ns0='urn:microsoft-dynamics-nav/reports/Tenant_Report_Defaults/2000000001/' " w:xpath="/ns0:NavWordReportXmlPart[1]/ns0:BCReportInformation[1]/ns0:CompanyMetadata[1]/ns0:CompanyHomePage[1]" w:storeItemID="{00000000-0000-0000-0000-000000000000}"/>
               <w15:color w:val="808080"/>
               <w:text/>
             </w:sdtPr>
@@ -520,7 +520,7 @@
               <w:placeholder>
                 <w:docPart w:val="6F3F6DA25AE546BEB9DD51E23D3763A1"/>
               </w:placeholder>
-              <w:dataBinding w:prefixMappings="xmlns:ns0='urn:microsoft-dynamics-nav/reports/Tenant_Report_Defaults/2000000001/' " w:xpath="/ns0:NavWordReportXmlPart[1]/ns0:BCReportInformation[1]/ns0:CompanyMetadata[1]/ns0:CompanyPhone[1]" w:storeItemID="{20B1C7BE-CC2E-41B2-B1D5-B0B8F36428EB}"/>
+              <w:dataBinding w:prefixMappings="&lt;xmlns:ns0='urn:microsoft-dynamics-nav/reports/Tenant_Report_Defaults/2000000001/' " w:xpath="/ns0:NavWordReportXmlPart[1]/ns0:BCReportInformation[1]/ns0:CompanyMetadata[1]/ns0:CompanyPhone[1]" w:storeItemID="{00000000-0000-0000-0000-000000000000}"/>
               <w15:color w:val="808080"/>
               <w:text/>
             </w:sdtPr>
@@ -560,7 +560,7 @@
               <w:placeholder>
                 <w:docPart w:val="91CBE31744304E739A7BFA8B577A4B1F"/>
               </w:placeholder>
-              <w:dataBinding w:prefixMappings="xmlns:ns0='urn:microsoft-dynamics-nav/reports/Tenant_Report_Defaults/2000000001/' " w:xpath="/ns0:NavWordReportXmlPart[1]/ns0:BCReportInformation[1]/ns0:CompanyMetadata[1]/ns0:CompanyEmail[1]" w:storeItemID="{20B1C7BE-CC2E-41B2-B1D5-B0B8F36428EB}"/>
+              <w:dataBinding w:prefixMappings="&lt;xmlns:ns0='urn:microsoft-dynamics-nav/reports/Tenant_Report_Defaults/2000000001/' " w:xpath="/ns0:NavWordReportXmlPart[1]/ns0:BCReportInformation[1]/ns0:CompanyMetadata[1]/ns0:CompanyEmail[1]" w:storeItemID="{00000000-0000-0000-0000-000000000000}"/>
               <w15:color w:val="808080"/>
               <w:text/>
             </w:sdtPr>
@@ -614,7 +614,7 @@
               <w:placeholder>
                 <w:docPart w:val="F516A79C846145FC9D415B74108B15BA"/>
               </w:placeholder>
-              <w:dataBinding w:prefixMappings="xmlns:ns0='urn:microsoft-dynamics-nav/reports/Tenant_Report_Defaults/2000000001/' " w:xpath="/ns0:NavWordReportXmlPart[1]/ns0:BCReportInformation[1]/ns0:CompanyMetadata[1]/ns0:CompanyFaxNo[1]" w:storeItemID="{20B1C7BE-CC2E-41B2-B1D5-B0B8F36428EB}"/>
+              <w:dataBinding w:prefixMappings="&lt;xmlns:ns0='urn:microsoft-dynamics-nav/reports/Tenant_Report_Defaults/2000000001/' " w:xpath="/ns0:NavWordReportXmlPart[1]/ns0:BCReportInformation[1]/ns0:CompanyMetadata[1]/ns0:CompanyFaxNo[1]" w:storeItemID="{00000000-0000-0000-0000-000000000000}"/>
               <w15:color w:val="808080"/>
               <w:text/>
             </w:sdtPr>
@@ -690,7 +690,7 @@
               <w:placeholder>
                 <w:docPart w:val="1FBF8F7D7F3D41FC8253C041E23D4142"/>
               </w:placeholder>
-              <w:dataBinding w:prefixMappings="xmlns:ns0='urn:microsoft-dynamics-nav/reports/Tenant_Report_Defaults/2000000001/' " w:xpath="/ns0:NavWordReportXmlPart[1]/ns0:BCReportInformation[1]/ns0:CompanyMetadata[1]/ns0:CompanyHomePageCaption[1]" w:storeItemID="{20B1C7BE-CC2E-41B2-B1D5-B0B8F36428EB}"/>
+              <w:dataBinding w:prefixMappings="&lt;xmlns:ns0='urn:microsoft-dynamics-nav/reports/Tenant_Report_Defaults/2000000001/' " w:xpath="/ns0:NavWordReportXmlPart[1]/ns0:BCReportInformation[1]/ns0:CompanyMetadata[1]/ns0:CompanyHomePageCaption[1]" w:storeItemID="{00000000-0000-0000-0000-000000000000}"/>
               <w15:color w:val="808080"/>
               <w:text/>
             </w:sdtPr>
@@ -734,7 +734,7 @@
               <w:placeholder>
                 <w:docPart w:val="568E8CB4D7A94ED2BC0C28819883F940"/>
               </w:placeholder>
-              <w:dataBinding w:prefixMappings="xmlns:ns0='urn:microsoft-dynamics-nav/reports/Tenant_Report_Defaults/2000000001/' " w:xpath="/ns0:NavWordReportXmlPart[1]/ns0:BCReportInformation[1]/ns0:CompanyMetadata[1]/ns0:CompanyPhoneCaption[1]" w:storeItemID="{20B1C7BE-CC2E-41B2-B1D5-B0B8F36428EB}"/>
+              <w:dataBinding w:prefixMappings="&lt;xmlns:ns0='urn:microsoft-dynamics-nav/reports/Tenant_Report_Defaults/2000000001/' " w:xpath="/ns0:NavWordReportXmlPart[1]/ns0:BCReportInformation[1]/ns0:CompanyMetadata[1]/ns0:CompanyPhoneCaption[1]" w:storeItemID="{00000000-0000-0000-0000-000000000000}"/>
               <w15:color w:val="808080"/>
               <w:text/>
             </w:sdtPr>
@@ -778,7 +778,7 @@
               <w:placeholder>
                 <w:docPart w:val="5C3D76560E30480198EB4582517B26B2"/>
               </w:placeholder>
-              <w:dataBinding w:prefixMappings="xmlns:ns0='urn:microsoft-dynamics-nav/reports/Tenant_Report_Defaults/2000000001/' " w:xpath="/ns0:NavWordReportXmlPart[1]/ns0:BCReportInformation[1]/ns0:CompanyMetadata[1]/ns0:CompanyEmailCaption[1]" w:storeItemID="{20B1C7BE-CC2E-41B2-B1D5-B0B8F36428EB}"/>
+              <w:dataBinding w:prefixMappings="&lt;xmlns:ns0='urn:microsoft-dynamics-nav/reports/Tenant_Report_Defaults/2000000001/' " w:xpath="/ns0:NavWordReportXmlPart[1]/ns0:BCReportInformation[1]/ns0:CompanyMetadata[1]/ns0:CompanyEmailCaption[1]" w:storeItemID="{00000000-0000-0000-0000-000000000000}"/>
               <w15:color w:val="808080"/>
               <w:text/>
             </w:sdtPr>
@@ -822,7 +822,7 @@
               <w:placeholder>
                 <w:docPart w:val="7FC184133E16445CA208F0E478AD45CD"/>
               </w:placeholder>
-              <w:dataBinding w:prefixMappings="xmlns:ns0='urn:microsoft-dynamics-nav/reports/Tenant_Report_Defaults/2000000001/' " w:xpath="/ns0:NavWordReportXmlPart[1]/ns0:BCReportInformation[1]/ns0:CompanyMetadata[1]/ns0:CompanyFaxNoCaption[1]" w:storeItemID="{20B1C7BE-CC2E-41B2-B1D5-B0B8F36428EB}"/>
+              <w:dataBinding w:prefixMappings="&lt;xmlns:ns0='urn:microsoft-dynamics-nav/reports/Tenant_Report_Defaults/2000000001/' " w:xpath="/ns0:NavWordReportXmlPart[1]/ns0:BCReportInformation[1]/ns0:CompanyMetadata[1]/ns0:CompanyFaxNoCaption[1]" w:storeItemID="{00000000-0000-0000-0000-000000000000}"/>
               <w15:color w:val="808080"/>
               <w:text/>
             </w:sdtPr>
@@ -869,7 +869,7 @@
               <w:placeholder>
                 <w:docPart w:val="F98289DC1B07416E88EB357F36F37515"/>
               </w:placeholder>
-              <w:dataBinding w:prefixMappings="xmlns:ns0='urn:microsoft-dynamics-nav/reports/Tenant_Report_Defaults/2000000001/' " w:xpath="/ns0:NavWordReportXmlPart[1]/ns0:BCReportInformation[1]/ns0:CompanyMetadata[1]/ns0:CompanyHomePage[1]" w:storeItemID="{20B1C7BE-CC2E-41B2-B1D5-B0B8F36428EB}"/>
+              <w:dataBinding w:prefixMappings="&lt;xmlns:ns0='urn:microsoft-dynamics-nav/reports/Tenant_Report_Defaults/2000000001/' " w:xpath="/ns0:NavWordReportXmlPart[1]/ns0:BCReportInformation[1]/ns0:CompanyMetadata[1]/ns0:CompanyHomePage[1]" w:storeItemID="{00000000-0000-0000-0000-000000000000}"/>
               <w15:color w:val="808080"/>
               <w:text/>
             </w:sdtPr>
@@ -923,7 +923,7 @@
               <w:placeholder>
                 <w:docPart w:val="A301B69A4BE243549FA223D25C10A903"/>
               </w:placeholder>
-              <w:dataBinding w:prefixMappings="xmlns:ns0='urn:microsoft-dynamics-nav/reports/Tenant_Report_Defaults/2000000001/' " w:xpath="/ns0:NavWordReportXmlPart[1]/ns0:BCReportInformation[1]/ns0:CompanyMetadata[1]/ns0:CompanyPhone[1]" w:storeItemID="{20B1C7BE-CC2E-41B2-B1D5-B0B8F36428EB}"/>
+              <w:dataBinding w:prefixMappings="&lt;xmlns:ns0='urn:microsoft-dynamics-nav/reports/Tenant_Report_Defaults/2000000001/' " w:xpath="/ns0:NavWordReportXmlPart[1]/ns0:BCReportInformation[1]/ns0:CompanyMetadata[1]/ns0:CompanyPhone[1]" w:storeItemID="{00000000-0000-0000-0000-000000000000}"/>
               <w15:color w:val="808080"/>
               <w:text/>
             </w:sdtPr>
@@ -963,7 +963,7 @@
               <w:placeholder>
                 <w:docPart w:val="15ABF776234C4BD4A165B0AD820449C3"/>
               </w:placeholder>
-              <w:dataBinding w:prefixMappings="xmlns:ns0='urn:microsoft-dynamics-nav/reports/Tenant_Report_Defaults/2000000001/' " w:xpath="/ns0:NavWordReportXmlPart[1]/ns0:BCReportInformation[1]/ns0:CompanyMetadata[1]/ns0:CompanyEmail[1]" w:storeItemID="{20B1C7BE-CC2E-41B2-B1D5-B0B8F36428EB}"/>
+              <w:dataBinding w:prefixMappings="&lt;xmlns:ns0='urn:microsoft-dynamics-nav/reports/Tenant_Report_Defaults/2000000001/' " w:xpath="/ns0:NavWordReportXmlPart[1]/ns0:BCReportInformation[1]/ns0:CompanyMetadata[1]/ns0:CompanyEmail[1]" w:storeItemID="{00000000-0000-0000-0000-000000000000}"/>
               <w15:color w:val="808080"/>
               <w:text/>
             </w:sdtPr>
@@ -1017,7 +1017,7 @@
               <w:placeholder>
                 <w:docPart w:val="1395E617A9584398BFA778306C1DF5A4"/>
               </w:placeholder>
-              <w:dataBinding w:prefixMappings="xmlns:ns0='urn:microsoft-dynamics-nav/reports/Tenant_Report_Defaults/2000000001/' " w:xpath="/ns0:NavWordReportXmlPart[1]/ns0:BCReportInformation[1]/ns0:CompanyMetadata[1]/ns0:CompanyFaxNo[1]" w:storeItemID="{20B1C7BE-CC2E-41B2-B1D5-B0B8F36428EB}"/>
+              <w:dataBinding w:prefixMappings="&lt;xmlns:ns0='urn:microsoft-dynamics-nav/reports/Tenant_Report_Defaults/2000000001/' " w:xpath="/ns0:NavWordReportXmlPart[1]/ns0:BCReportInformation[1]/ns0:CompanyMetadata[1]/ns0:CompanyFaxNo[1]" w:storeItemID="{00000000-0000-0000-0000-000000000000}"/>
               <w15:color w:val="808080"/>
               <w:text/>
             </w:sdtPr>
@@ -1080,7 +1080,7 @@
               <w:placeholder>
                 <w:docPart w:val="EEDAA83156C34A19AF28A27EC3E50274"/>
               </w:placeholder>
-              <w:dataBinding w:prefixMappings="xmlns:ns0='urn:microsoft-dynamics-nav/reports/Tenant_Report_Defaults/2000000001/' " w:xpath="/ns0:NavWordReportXmlPart[1]/ns0:BCReportInformation[1]/ns0:CompanyMetadata[1]/ns0:CompanyBankNameCaption[1]" w:storeItemID="{20B1C7BE-CC2E-41B2-B1D5-B0B8F36428EB}"/>
+              <w:dataBinding w:prefixMappings="&lt;xmlns:ns0='urn:microsoft-dynamics-nav/reports/Tenant_Report_Defaults/2000000001/' " w:xpath="/ns0:NavWordReportXmlPart[1]/ns0:BCReportInformation[1]/ns0:CompanyMetadata[1]/ns0:CompanyBankNameCaption[1]" w:storeItemID="{00000000-0000-0000-0000-000000000000}"/>
               <w15:color w:val="808080"/>
               <w:text/>
             </w:sdtPr>
@@ -1119,7 +1119,7 @@
               <w:placeholder>
                 <w:docPart w:val="27B31CA256C4433AA34A066338B8E9F0"/>
               </w:placeholder>
-              <w:dataBinding w:prefixMappings="xmlns:ns0='urn:microsoft-dynamics-nav/reports/Tenant_Report_Defaults/2000000001/' " w:xpath="/ns0:NavWordReportXmlPart[1]/ns0:BCReportInformation[1]/ns0:CompanyMetadata[1]/ns0:CompanyBankAccountNoCaption[1]" w:storeItemID="{20B1C7BE-CC2E-41B2-B1D5-B0B8F36428EB}"/>
+              <w:dataBinding w:prefixMappings="&lt;xmlns:ns0='urn:microsoft-dynamics-nav/reports/Tenant_Report_Defaults/2000000001/' " w:xpath="/ns0:NavWordReportXmlPart[1]/ns0:BCReportInformation[1]/ns0:CompanyMetadata[1]/ns0:CompanyBankAccountNoCaption[1]" w:storeItemID="{00000000-0000-0000-0000-000000000000}"/>
               <w15:color w:val="808080"/>
               <w:text/>
             </w:sdtPr>
@@ -1158,7 +1158,7 @@
               <w:placeholder>
                 <w:docPart w:val="08A73A4EE94545CEA9CFC4E4B9B3CEB4"/>
               </w:placeholder>
-              <w:dataBinding w:prefixMappings="xmlns:ns0='urn:microsoft-dynamics-nav/reports/Tenant_Report_Defaults/2000000001/' " w:xpath="/ns0:NavWordReportXmlPart[1]/ns0:BCReportInformation[1]/ns0:CompanyMetadata[1]/ns0:CompanyVATRegistrationNoCaption[1]" w:storeItemID="{20B1C7BE-CC2E-41B2-B1D5-B0B8F36428EB}"/>
+              <w:dataBinding w:prefixMappings="&lt;xmlns:ns0='urn:microsoft-dynamics-nav/reports/Tenant_Report_Defaults/2000000001/' " w:xpath="/ns0:NavWordReportXmlPart[1]/ns0:BCReportInformation[1]/ns0:CompanyMetadata[1]/ns0:CompanyVATRegistrationNoCaption[1]" w:storeItemID="{00000000-0000-0000-0000-000000000000}"/>
               <w15:color w:val="808080"/>
               <w:text/>
             </w:sdtPr>
@@ -1197,7 +1197,7 @@
               <w:placeholder>
                 <w:docPart w:val="F3A7F7CAE2C342238347F05722CB79DA"/>
               </w:placeholder>
-              <w:dataBinding w:prefixMappings="xmlns:ns0='urn:microsoft-dynamics-nav/reports/Tenant_Report_Defaults/2000000001/' " w:xpath="/ns0:NavWordReportXmlPart[1]/ns0:BCReportInformation[1]/ns0:CompanyMetadata[1]/ns0:CompanyGiroNoCaption[1]" w:storeItemID="{20B1C7BE-CC2E-41B2-B1D5-B0B8F36428EB}"/>
+              <w:dataBinding w:prefixMappings="&lt;xmlns:ns0='urn:microsoft-dynamics-nav/reports/Tenant_Report_Defaults/2000000001/' " w:xpath="/ns0:NavWordReportXmlPart[1]/ns0:BCReportInformation[1]/ns0:CompanyMetadata[1]/ns0:CompanyGiroNoCaption[1]" w:storeItemID="{00000000-0000-0000-0000-000000000000}"/>
               <w15:color w:val="808080"/>
               <w:text/>
             </w:sdtPr>
@@ -1238,7 +1238,7 @@
               <w:placeholder>
                 <w:docPart w:val="0AF97DBBD3F141538C70DBD7FC5E1315"/>
               </w:placeholder>
-              <w:dataBinding w:prefixMappings="xmlns:ns0='urn:microsoft-dynamics-nav/reports/Tenant_Report_Defaults/2000000001/' " w:xpath="/ns0:NavWordReportXmlPart[1]/ns0:BCReportInformation[1]/ns0:CompanyMetadata[1]/ns0:CompanyBankName[1]" w:storeItemID="{20B1C7BE-CC2E-41B2-B1D5-B0B8F36428EB}"/>
+              <w:dataBinding w:prefixMappings="&lt;xmlns:ns0='urn:microsoft-dynamics-nav/reports/Tenant_Report_Defaults/2000000001/' " w:xpath="/ns0:NavWordReportXmlPart[1]/ns0:BCReportInformation[1]/ns0:CompanyMetadata[1]/ns0:CompanyBankName[1]" w:storeItemID="{00000000-0000-0000-0000-000000000000}"/>
               <w15:color w:val="808080"/>
               <w:text/>
             </w:sdtPr>
@@ -1286,7 +1286,7 @@
               <w:placeholder>
                 <w:docPart w:val="FD66D3D774A44FD38570A0CD054BC21C"/>
               </w:placeholder>
-              <w:dataBinding w:prefixMappings="xmlns:ns0='urn:microsoft-dynamics-nav/reports/Tenant_Report_Defaults/2000000001/' " w:xpath="/ns0:NavWordReportXmlPart[1]/ns0:BCReportInformation[1]/ns0:CompanyMetadata[1]/ns0:CompanyBankAccountNo[1]" w:storeItemID="{20B1C7BE-CC2E-41B2-B1D5-B0B8F36428EB}"/>
+              <w:dataBinding w:prefixMappings="&lt;xmlns:ns0='urn:microsoft-dynamics-nav/reports/Tenant_Report_Defaults/2000000001/' " w:xpath="/ns0:NavWordReportXmlPart[1]/ns0:BCReportInformation[1]/ns0:CompanyMetadata[1]/ns0:CompanyBankAccountNo[1]" w:storeItemID="{00000000-0000-0000-0000-000000000000}"/>
               <w15:color w:val="808080"/>
               <w:text/>
             </w:sdtPr>
@@ -1325,7 +1325,7 @@
               <w:placeholder>
                 <w:docPart w:val="58917160BDCA48EEB7A28CF88DBFD9CE"/>
               </w:placeholder>
-              <w:dataBinding w:prefixMappings="xmlns:ns0='urn:microsoft-dynamics-nav/reports/Tenant_Report_Defaults/2000000001/' " w:xpath="/ns0:NavWordReportXmlPart[1]/ns0:BCReportInformation[1]/ns0:CompanyMetadata[1]/ns0:CompanyVATRegistrationNo[1]" w:storeItemID="{20B1C7BE-CC2E-41B2-B1D5-B0B8F36428EB}"/>
+              <w:dataBinding w:prefixMappings="&lt;xmlns:ns0='urn:microsoft-dynamics-nav/reports/Tenant_Report_Defaults/2000000001/' " w:xpath="/ns0:NavWordReportXmlPart[1]/ns0:BCReportInformation[1]/ns0:CompanyMetadata[1]/ns0:CompanyVATRegistrationNo[1]" w:storeItemID="{00000000-0000-0000-0000-000000000000}"/>
               <w15:color w:val="808080"/>
               <w:text/>
             </w:sdtPr>
@@ -1364,7 +1364,7 @@
               <w:placeholder>
                 <w:docPart w:val="6417B1B191E541D992FB68C190EA6705"/>
               </w:placeholder>
-              <w:dataBinding w:prefixMappings="xmlns:ns0='urn:microsoft-dynamics-nav/reports/Tenant_Report_Defaults/2000000001/' " w:xpath="/ns0:NavWordReportXmlPart[1]/ns0:BCReportInformation[1]/ns0:CompanyMetadata[1]/ns0:CompanyGiroNo[1]" w:storeItemID="{20B1C7BE-CC2E-41B2-B1D5-B0B8F36428EB}"/>
+              <w:dataBinding w:prefixMappings="&lt;xmlns:ns0='urn:microsoft-dynamics-nav/reports/Tenant_Report_Defaults/2000000001/' " w:xpath="/ns0:NavWordReportXmlPart[1]/ns0:BCReportInformation[1]/ns0:CompanyMetadata[1]/ns0:CompanyGiroNo[1]" w:storeItemID="{00000000-0000-0000-0000-000000000000}"/>
               <w15:color w:val="808080"/>
               <w:text/>
             </w:sdtPr>
@@ -1454,7 +1454,7 @@
             <w:placeholder>
               <w:docPart w:val="A470FFC2275947AF90A0CCF60903D2DE"/>
             </w:placeholder>
-            <w:dataBinding w:prefixMappings="xmlns:ns0='urn:microsoft-dynamics-nav/reports/Tenant_Report_Defaults/2000000001/' " w:xpath="/ns0:NavWordReportXmlPart[1]/ns0:BCReportInformation[1]/ns0:ReportMetadata[1]/ns0:ReportCaption[1]" w:storeItemID="{20B1C7BE-CC2E-41B2-B1D5-B0B8F36428EB}"/>
+            <w:dataBinding w:prefixMappings="&lt;xmlns:ns0='urn:microsoft-dynamics-nav/reports/Tenant_Report_Defaults/2000000001/' " w:xpath="/ns0:NavWordReportXmlPart[1]/ns0:BCReportInformation[1]/ns0:ReportMetadata[1]/ns0:ReportCaption[1]" w:storeItemID="{00000000-0000-0000-0000-000000000000}"/>
             <w15:color w:val="808080"/>
             <w:text/>
           </w:sdtPr>
@@ -1464,7 +1464,7 @@
                 <w:pStyle w:val="Title"/>
                 <w:spacing w:before="0" w:after="0"/>
                 <w:rPr>
-                  <w:rFonts w:ascii="Segoe UI" w:hAnsi="Segoe UI" w:eastAsia="Times New Roman" w:cs="Segoe UI"/>
+                  <w:rFonts w:ascii="Segoe UI" w:eastAsia="Times New Roman" w:hAnsi="Segoe UI" w:cs="Segoe UI"/>
                   <w:sz w:val="56"/>
                 </w:rPr>
               </w:pPr>
@@ -1557,7 +1557,7 @@
           <w:pPr>
             <w:spacing w:before="120"/>
             <w:rPr>
-              <w:rFonts w:ascii="Aptos" w:hAnsi="Aptos" w:eastAsia="Aptos" w:cs="Times New Roman"/>
+              <w:rFonts w:ascii="Aptos" w:eastAsia="Aptos" w:hAnsi="Aptos" w:cs="Times New Roman"/>
             </w:rPr>
           </w:pPr>
         </w:p>
@@ -1599,7 +1599,7 @@
           <w:pPr>
             <w:spacing w:before="120"/>
             <w:rPr>
-              <w:rFonts w:ascii="Aptos" w:hAnsi="Aptos" w:eastAsia="Aptos" w:cs="Times New Roman"/>
+              <w:rFonts w:ascii="Aptos" w:eastAsia="Aptos" w:hAnsi="Aptos" w:cs="Times New Roman"/>
             </w:rPr>
           </w:pPr>
         </w:p>
@@ -1621,7 +1621,7 @@
               <w:placeholder>
                 <w:docPart w:val="AD8251DE783341B48D89D00C46DFB6CF"/>
               </w:placeholder>
-              <w:dataBinding w:prefixMappings="xmlns:ns0='urn:microsoft-dynamics-nav/reports/Tenant_Report_Defaults/2000000001/' " w:xpath="/ns0:NavWordReportXmlPart[1]/ns0:BCReportInformation[1]/ns0:ReportRequest[1]/ns0:CompanyName[1]" w:storeItemID="{20B1C7BE-CC2E-41B2-B1D5-B0B8F36428EB}"/>
+              <w:dataBinding w:prefixMappings="&lt;xmlns:ns0='urn:microsoft-dynamics-nav/reports/Tenant_Report_Defaults/2000000001/' " w:xpath="/ns0:NavWordReportXmlPart[1]/ns0:BCReportInformation[1]/ns0:ReportRequest[1]/ns0:CompanyName[1]" w:storeItemID="{00000000-0000-0000-0000-000000000000}"/>
               <w15:color w:val="808080"/>
               <w:text/>
             </w:sdtPr>
@@ -1650,7 +1650,7 @@
 </file>
 
 <file path=word/header3.xml><?xml version="1.0" encoding="utf-8"?>
-<w:hdr xmlns:a="http://schemas.openxmlformats.org/drawingml/2006/main" xmlns:pic="http://schemas.openxmlformats.org/drawingml/2006/picture" xmlns:a14="http://schemas.microsoft.com/office/drawing/2010/main" xmlns:wpc="http://schemas.microsoft.com/office/word/2010/wordprocessingCanvas" xmlns:cx="http://schemas.microsoft.com/office/drawing/2014/chartex" xmlns:cx1="http://schemas.microsoft.com/office/drawing/2015/9/8/chartex" xmlns:cx2="http://schemas.microsoft.com/office/drawing/2015/10/21/chartex" xmlns:cx3="http://schemas.microsoft.com/office/drawing/2016/5/9/chartex" xmlns:cx4="http://schemas.microsoft.com/office/drawing/2016/5/10/chartex" xmlns:cx5="http://schemas.microsoft.com/office/drawing/2016/5/11/chartex" xmlns:cx6="http://schemas.microsoft.com/office/drawing/2016/5/12/chartex" xmlns:cx7="http://schemas.microsoft.com/office/drawing/2016/5/13/chartex" xmlns:cx8="http://schemas.microsoft.com/office/drawing/2016/5/14/chartex" xmlns:mc="http://schemas.openxmlformats.org/markup-compatibility/2006" xmlns:aink="http://schemas.microsoft.com/office/drawing/2016/ink" xmlns:am3d="http://schemas.microsoft.com/office/drawing/2017/model3d" xmlns:o="urn:schemas-microsoft-com:office:office" xmlns:oel="http://schemas.microsoft.com/office/2019/extlst" xmlns:r="http://schemas.openxmlformats.org/officeDocument/2006/relationships" xmlns:m="http://schemas.openxmlformats.org/officeDocument/2006/math" xmlns:v="urn:schemas-microsoft-com:vml" xmlns:wp14="http://schemas.microsoft.com/office/word/2010/wordprocessingDrawing" xmlns:wp="http://schemas.openxmlformats.org/drawingml/2006/wordprocessingDrawing" xmlns:w10="urn:schemas-microsoft-com:office:word" xmlns:w="http://schemas.openxmlformats.org/wordprocessingml/2006/main" xmlns:w14="http://schemas.microsoft.com/office/word/2010/wordml" xmlns:w15="http://schemas.microsoft.com/office/word/2012/wordml" xmlns:w16cex="http://schemas.microsoft.com/office/word/2018/wordml/cex" xmlns:w16cid="http://schemas.microsoft.com/office/word/2016/wordml/cid" xmlns:w16="http://schemas.microsoft.com/office/word/2018/wordml" xmlns:w16du="http://schemas.microsoft.com/office/word/2023/wordml/word16du" xmlns:w16sdtdh="http://schemas.microsoft.com/office/word/2020/wordml/sdtdatahash" xmlns:w16sdtfl="http://schemas.microsoft.com/office/word/2024/wordml/sdtformatlock" xmlns:w16se="http://schemas.microsoft.com/office/word/2015/wordml/symex" xmlns:wpg="http://schemas.microsoft.com/office/word/2010/wordprocessingGroup" xmlns:wpi="http://schemas.microsoft.com/office/word/2010/wordprocessingInk" xmlns:wne="http://schemas.microsoft.com/office/word/2006/wordml" xmlns:wps="http://schemas.microsoft.com/office/word/2010/wordprocessingShape" mc:Ignorable="w14 w15 w16se w16cid w16 w16cex w16sdtdh w16sdtfl w16du wp14">
+<w:hdr xmlns:wpc="http://schemas.microsoft.com/office/word/2010/wordprocessingCanvas" xmlns:cx="http://schemas.microsoft.com/office/drawing/2014/chartex" xmlns:cx1="http://schemas.microsoft.com/office/drawing/2015/9/8/chartex" xmlns:cx2="http://schemas.microsoft.com/office/drawing/2015/10/21/chartex" xmlns:cx3="http://schemas.microsoft.com/office/drawing/2016/5/9/chartex" xmlns:cx4="http://schemas.microsoft.com/office/drawing/2016/5/10/chartex" xmlns:cx5="http://schemas.microsoft.com/office/drawing/2016/5/11/chartex" xmlns:cx6="http://schemas.microsoft.com/office/drawing/2016/5/12/chartex" xmlns:cx7="http://schemas.microsoft.com/office/drawing/2016/5/13/chartex" xmlns:cx8="http://schemas.microsoft.com/office/drawing/2016/5/14/chartex" xmlns:mc="http://schemas.openxmlformats.org/markup-compatibility/2006" xmlns:aink="http://schemas.microsoft.com/office/drawing/2016/ink" xmlns:am3d="http://schemas.microsoft.com/office/drawing/2017/model3d" xmlns:o="urn:schemas-microsoft-com:office:office" xmlns:oel="http://schemas.microsoft.com/office/2019/extlst" xmlns:r="http://schemas.openxmlformats.org/officeDocument/2006/relationships" xmlns:m="http://schemas.openxmlformats.org/officeDocument/2006/math" xmlns:v="urn:schemas-microsoft-com:vml" xmlns:wp14="http://schemas.microsoft.com/office/word/2010/wordprocessingDrawing" xmlns:wp="http://schemas.openxmlformats.org/drawingml/2006/wordprocessingDrawing" xmlns:w10="urn:schemas-microsoft-com:office:word" xmlns:w="http://schemas.openxmlformats.org/wordprocessingml/2006/main" xmlns:w14="http://schemas.microsoft.com/office/word/2010/wordml" xmlns:w15="http://schemas.microsoft.com/office/word/2012/wordml" xmlns:w16cex="http://schemas.microsoft.com/office/word/2018/wordml/cex" xmlns:w16cid="http://schemas.microsoft.com/office/word/2016/wordml/cid" xmlns:w16="http://schemas.microsoft.com/office/word/2018/wordml" xmlns:w16du="http://schemas.microsoft.com/office/word/2023/wordml/word16du" xmlns:w16sdtdh="http://schemas.microsoft.com/office/word/2020/wordml/sdtdatahash" xmlns:w16sdtfl="http://schemas.microsoft.com/office/word/2024/wordml/sdtformatlock" xmlns:w16se="http://schemas.microsoft.com/office/word/2015/wordml/symex" xmlns:wpg="http://schemas.microsoft.com/office/word/2010/wordprocessingGroup" xmlns:wpi="http://schemas.microsoft.com/office/word/2010/wordprocessingInk" xmlns:wne="http://schemas.microsoft.com/office/word/2006/wordml" xmlns:wps="http://schemas.microsoft.com/office/word/2010/wordprocessingShape" mc:Ignorable="w14 w15 w16se w16cid w16 w16cex w16sdtdh w16sdtfl w16du wp14">
   <w:tbl>
     <w:tblPr>
       <w:tblStyle w:val="BCBlockTable"/>
@@ -1677,7 +1677,7 @@
           <w:placeholder>
             <w:docPart w:val="EF2EB8C2EA3A41718BECF7229E45343A"/>
           </w:placeholder>
-          <w:dataBinding w:prefixMappings="xmlns:ns0='urn:microsoft-dynamics-nav/reports/Tenant_Report_Defaults/2000000001/' " w:xpath="/ns0:NavWordReportXmlPart[1]/ns0:BCReportInformation[1]/ns0:ReportMetadata[1]/ns0:ReportCaption[1]" w:storeItemID="{20B1C7BE-CC2E-41B2-B1D5-B0B8F36428EB}"/>
+          <w:dataBinding w:prefixMappings="&lt;xmlns:ns0='urn:microsoft-dynamics-nav/reports/Tenant_Report_Defaults/2000000001/' " w:xpath="/ns0:NavWordReportXmlPart[1]/ns0:BCReportInformation[1]/ns0:ReportMetadata[1]/ns0:ReportCaption[1]" w:storeItemID="{00000000-0000-0000-0000-000000000000}"/>
           <w15:color w:val="808080"/>
           <w:text/>
         </w:sdtPr>
@@ -1822,7 +1822,7 @@
               <w:alias w:val="CompanyLogo"/>
               <w:tag w:val="#BC:InsertDataItem,BCReportInformation/CompanyMetadata/CompanyLogo"/>
               <w:id w:val="943343575"/>
-              <w:dataBinding w:prefixMappings="xmlns:ns0='urn:microsoft-dynamics-nav/reports/Tenant_Report_Defaults/2000000001/' " w:xpath="/ns0:NavWordReportXmlPart[1]/ns0:BCReportInformation[1]/ns0:CompanyMetadata[1]/ns0:CompanyLogo[1]" w:storeItemID="{20B1C7BE-CC2E-41B2-B1D5-B0B8F36428EB}"/>
+              <w:dataBinding w:prefixMappings="&lt;xmlns:ns0='urn:microsoft-dynamics-nav/reports/Tenant_Report_Defaults/2000000001/' " w:xpath="/ns0:NavWordReportXmlPart[1]/ns0:BCReportInformation[1]/ns0:CompanyMetadata[1]/ns0:CompanyLogo[1]" w:storeItemID="{00000000-0000-0000-0000-000000000000}"/>
               <w:picture/>
             </w:sdtPr>
             <w:sdtContent>
@@ -1893,7 +1893,7 @@
               <w:placeholder>
                 <w:docPart w:val="94B40CB58FEE4E1D8671ACB461A74096"/>
               </w:placeholder>
-              <w:dataBinding w:prefixMappings="xmlns:ns0='urn:microsoft-dynamics-nav/reports/Tenant_Report_Defaults/2000000001/' " w:xpath="/ns0:NavWordReportXmlPart[1]/ns0:BCReportInformation[1]/ns0:ReportRequest[1]/ns0:DateAndTime[1]" w:storeItemID="{20B1C7BE-CC2E-41B2-B1D5-B0B8F36428EB}"/>
+              <w:dataBinding w:prefixMappings="&lt;xmlns:ns0='urn:microsoft-dynamics-nav/reports/Tenant_Report_Defaults/2000000001/' " w:xpath="/ns0:NavWordReportXmlPart[1]/ns0:BCReportInformation[1]/ns0:ReportRequest[1]/ns0:DateAndTime[1]" w:storeItemID="{00000000-0000-0000-0000-000000000000}"/>
               <w15:color w:val="808080"/>
               <w:text/>
             </w:sdtPr>
